--- a/thesis-final/Slide_by_Slide_Explanation_AR.docx
+++ b/thesis-final/Slide_by_Slide_Explanation_AR.docx
@@ -10998,7 +10998,7 @@
           <w:szCs w:val="23"/>
           <w:rtl/>
         </w:rPr>
-        <w:t xml:space="preserve">PEGASIS: البحث 2192 وإحنا 2167. الفرق 2.3% بس، وده تطابق ممتاز.</w:t>
+        <w:t xml:space="preserve">PEGASIS: البحث 2192 وإحنا 2186. الفرق 0.3% بس، وده تطابق ممتاز (والـ FND والـ HND بفرق أقل من 3.1%).</w:t>
       </w:r>
     </w:p>
     <w:p>
@@ -11020,7 +11020,7 @@
           <w:szCs w:val="23"/>
           <w:rtl/>
         </w:rPr>
-        <w:t xml:space="preserve">LEACH: البحث 1312 وإحنا 1321، وده مطابق لشكل 3 في البحث الأصلي.</w:t>
+        <w:t xml:space="preserve">LEACH: البحث 1312 وإحنا 1327، يعني الفرق 1.1%. والـ FND عندنا 1035 والبحث 932.</w:t>
       </w:r>
     </w:p>
     <w:p>
@@ -11042,7 +11042,29 @@
           <w:szCs w:val="23"/>
           <w:rtl/>
         </w:rPr>
-        <w:t xml:space="preserve">HEED وSH-LEACH: البحث حاطط رسم بس من غير أرقام (graph only)، والشكل العام اتطابق.</w:t>
+        <w:t xml:space="preserve">HEED وSH-LEACH: البحث حاطط رسم بس من غير أرقام (graph only). وHEED اشتغل بـ 500 نود زي البحث.</w:t>
+      </w:r>
+    </w:p>
+    <w:p>
+      <w:pPr>
+        <w:pStyle w:val="ListParagraph"/>
+        <w:numPr>
+          <w:ilvl w:val="0"/>
+          <w:numId w:val="2"/>
+        </w:numPr>
+        <w:bidi/>
+        <w:spacing w:after="90" w:line="310" w:lineRule="auto"/>
+        <w:jc w:val="right"/>
+      </w:pPr>
+      <w:r>
+        <w:rPr>
+          <w:rFonts w:ascii="Arial" w:cs="Arial" w:eastAsia="Arial" w:hAnsi="Arial"/>
+          <w:color w:val="323232"/>
+          <w:sz w:val="23"/>
+          <w:szCs w:val="23"/>
+          <w:rtl/>
+        </w:rPr>
+        <w:t xml:space="preserve">ملاحظة: وإحنا بنراجع الأكواد قدام الأبحاث لقينا غلطة في طريقة حساب الـ LND: لو المحاكاة وقفت عند آخر round والنودز لسه عايشة، كان بيتكتب آخر موت على إنه LND. اتصلّحت، ودلوقتي كل بروتوكول بيشتغل لحد ما آخر نود تموت فعلًا.</w:t>
       </w:r>
     </w:p>
     <w:p>
@@ -11198,7 +11220,7 @@
                 <w:szCs w:val="22"/>
                 <w:rtl w:val="false"/>
               </w:rPr>
-              <w:t xml:space="preserve">First we reproduced each protocol in its own paper's settings. PEGASIS matched within 2.3 percent and LEACH matched the original figure, which validates our implementation.</w:t>
+              <w:t xml:space="preserve">First we reproduced each protocol in its own paper's settings. PEGASIS matched its LND within 0.3 percent and LEACH within 1.1 percent, which validates our implementation.</w:t>
             </w:r>
           </w:p>
         </w:tc>
@@ -11413,7 +11435,7 @@
           <w:szCs w:val="23"/>
           <w:rtl/>
         </w:rPr>
-        <w:t xml:space="preserve">LEACH: FND 1409 وLND 1962 وPDR 98.37%.</w:t>
+        <w:t xml:space="preserve">LEACH: FND 1383 وLND 1842 وPDR 99.40%.</w:t>
       </w:r>
     </w:p>
     <w:p>
@@ -11435,7 +11457,7 @@
           <w:szCs w:val="23"/>
           <w:rtl/>
         </w:rPr>
-        <w:t xml:space="preserve">HEED: FND 323 بس! بيموت بدري جدًا بسبب رسايل التفاوض كل round، بس الـ PDR بتاعه عالي (99.69%). وHEED (fairness) زيه تقريبًا (338).</w:t>
+        <w:t xml:space="preserve">HEED: FND 634 بس! أول نود بتموت بدري جدًا بسبب رسايل التفاوض كل round، بس الـ PDR بتاعه عالي (99.68%). وHEED (fairness) قريب منه (743).</w:t>
       </w:r>
     </w:p>
     <w:p>
@@ -11457,7 +11479,7 @@
           <w:szCs w:val="23"/>
           <w:rtl/>
         </w:rPr>
-        <w:t xml:space="preserve">PEGASIS: أطول LND (2887) بسبب السلسلة والمسافات القصيرة، بس FND 1324.</w:t>
+        <w:t xml:space="preserve">PEGASIS: أطول LND (3504) بسبب السلسلة والمسافات القصيرة، بس FND 1324.</w:t>
       </w:r>
     </w:p>
     <w:p>
@@ -18773,7 +18795,7 @@
           <w:szCs w:val="23"/>
           <w:rtl/>
         </w:rPr>
-        <w:t xml:space="preserve">99.27%: أعلى PDR بين البروتوكولات اللي عمرها طويل.</w:t>
+        <w:t xml:space="preserve">99.27%: أعلى PDR بين كل البروتوكولات اللي أول نود فيها بتعيش بعد round 2000.</w:t>
       </w:r>
     </w:p>
     <w:p>
@@ -21312,7 +21334,7 @@
           <w:szCs w:val="23"/>
           <w:rtl/>
         </w:rPr>
-        <w:t xml:space="preserve">PEGASIS عنده LND أطول (2887) بسبب السلسلة الواحدة والقفزات القصيرة، بس أول نود فيه بتموت قبلنا بحوالي 1300 round (1324).</w:t>
+        <w:t xml:space="preserve">PEGASIS عنده LND أطول (3504) بسبب السلسلة الواحدة والقفزات القصيرة، بس أول نود فيه بتموت قبلنا بحوالي 1300 round (1324).</w:t>
       </w:r>
     </w:p>
     <w:p>
@@ -21676,7 +21698,7 @@
           <w:szCs w:val="23"/>
           <w:rtl/>
         </w:rPr>
-        <w:t xml:space="preserve">HEED (99.69%) وSH-LEACH+ (99.79%) بيوصّلوا أكتر شوية من v8-Chain (99.27%)، بس أول نود فيهم بتموت قبلنا بـ 1,200 لـ 2,300 round.</w:t>
+        <w:t xml:space="preserve">LEACH (99.40%) وPEGASIS (99.42%) وHEED (99.68%) وSH-LEACH+ (99.79%) بيوصّلوا أكتر شوية من v8-Chain (99.27%)، بس أول نود فيهم بتموت قبلنا بـ 1,200 لـ 2,000 round.</w:t>
       </w:r>
     </w:p>
     <w:p>
@@ -21698,7 +21720,7 @@
           <w:szCs w:val="23"/>
           <w:rtl/>
         </w:rPr>
-        <w:t xml:space="preserve">بين البروتوكولات اللي عمرها طويل، v8-Chain عنده أعلى PDR.</w:t>
+        <w:t xml:space="preserve">بين البروتوكولات اللي أول نود فيها بتعيش بعد round 2000، v8-Chain عنده أعلى PDR. ومهم تقوليها بأمانة: إحنا مش الأعلى في الـ PDR بشكل مطلق، بس الفرق أقل من نص نقطة.</w:t>
       </w:r>
     </w:p>
     <w:p>
@@ -21810,7 +21832,7 @@
                 <w:szCs w:val="22"/>
                 <w:rtl w:val="false"/>
               </w:rPr>
-              <w:t xml:space="preserve">HEED and improved SH-LEACH deliver slightly more, but their first node dies 1,200 to 2,300 rounds earlier. Among long-lived protocols v8-Chain has the highest PDR.</w:t>
+              <w:t xml:space="preserve">LEACH, PEGASIS, HEED and improved SH-LEACH deliver up to half a point more, but their first node dies 1,200 to 2,000 rounds earlier. Among protocols whose first node lives past round 2000, v8-Chain has the highest PDR.</w:t>
             </w:r>
           </w:p>
         </w:tc>

--- a/thesis-final/Slide_by_Slide_Explanation_AR.docx
+++ b/thesis-final/Slide_by_Slide_Explanation_AR.docx
@@ -11086,7 +11086,7 @@
           <w:szCs w:val="23"/>
           <w:rtl/>
         </w:rPr>
-        <w:t xml:space="preserve">H-LEACH: البحث بيقول ≈ 4312، وإحنا 1210، ده بعد ما حطينا حل احتياطي عشان يشتغل أصلًا، لأن الـ gate بتاعته بيعمل deadlock.</w:t>
+        <w:t xml:space="preserve">H-LEACH: البحث بيقول ≈ 4312، وإحنا 1207، ده بعد ما حطينا حل احتياطي عشان يشتغل أصلًا (اشتغل في 132 round)، لأن الـ gate بتاعته بيعمل deadlock.</w:t>
       </w:r>
     </w:p>
     <w:p>
@@ -11108,7 +11108,29 @@
           <w:szCs w:val="23"/>
           <w:rtl/>
         </w:rPr>
-        <w:t xml:space="preserve">EECH-HEED: أقل من البحث (2200 ← 1129) لأن الـ adaptive sensing بتاعه، يعني النود مابتبعتش غير لما القراية تتغير، ماكانش اتنفّذ في المرحلة دي.</w:t>
+        <w:t xml:space="preserve">SH-LEACH: معادلة 3 زي ما هي مكتوبة بتطلّع حوالي 29 CH كل round (رقم الـ round بيكبر ومابيتصفرش)، عشان كده عمره قصير: FND 484 وLND 689.</w:t>
+      </w:r>
+    </w:p>
+    <w:p>
+      <w:pPr>
+        <w:pStyle w:val="ListParagraph"/>
+        <w:numPr>
+          <w:ilvl w:val="0"/>
+          <w:numId w:val="2"/>
+        </w:numPr>
+        <w:bidi/>
+        <w:spacing w:after="90" w:line="310" w:lineRule="auto"/>
+        <w:jc w:val="right"/>
+      </w:pPr>
+      <w:r>
+        <w:rPr>
+          <w:rFonts w:ascii="Arial" w:cs="Arial" w:eastAsia="Arial" w:hAnsi="Arial"/>
+          <w:color w:val="323232"/>
+          <w:sz w:val="23"/>
+          <w:szCs w:val="23"/>
+          <w:rtl/>
+        </w:rPr>
+        <w:t xml:space="preserve">EECH-HEED: بنيناه من معادلاته كلها، ومعاه الـ adaptive sensing (النود مابتبعتش غير لما القراية تعدّي الحد وتتغير). الـ FND عندنا 1121 والبحث 1250 (فرق حوالي 10%). الـ HND والـ LND بيعتمدوا على شكل قراءات الحرارة، والبحث ماقالش شكلها، فافترضنا دورة يومية 20–35 درجة مع noise 1 درجة.</w:t>
       </w:r>
     </w:p>
     <w:p>
@@ -11501,7 +11523,7 @@
           <w:szCs w:val="23"/>
           <w:rtl/>
         </w:rPr>
-        <w:t xml:space="preserve">SH-LEACH: FND 1440 وLND 1604. وH-LEACH (بعد التعديل عشان يشتغل): FND 2177 وLND 2305. وEECH-HEED: FND 1653 بس PDR 91.68%.</w:t>
+        <w:t xml:space="preserve">SH-LEACH: FND 647 وLND 721 بس، لأن معادلته بتطلّع حوالي 29 CH كل round. وH-LEACH: FND 1384 وLND 1434. وEECH-HEED (من غير الـ sensing عشان يبقى زي الباقي): FND 1311 وLND 1545.</w:t>
       </w:r>
     </w:p>
     <w:p>
@@ -12214,7 +12236,7 @@
           <w:szCs w:val="23"/>
           <w:rtl/>
         </w:rPr>
-        <w:t xml:space="preserve">SH-LEACH: صلّحتي المعادلة بحيث المضاعفة تبقى متكررة زي HEED الحقيقي، ونزّلتي Cprob من 0.10 لـ 0.03. النتيجة: HND وLND وPDR زادوا (PDR بقى 99.79%)، بس FND قلّ 13% (من 1440 لـ 1247)، لأن عدد الـ clusters بقى أقل وحجمها أكبر.</w:t>
+        <w:t xml:space="preserve">SH-LEACH: المشكلة إن معادلة 3 بتضرب في رقم الـ round (r) والرقم ده بيفضل يكبر، فالاحتمال بيكبر لحد ما حوالي 29 نود يبقوا CH كل round. التصليح: خلينا الـ r يلف كل 1/Cprob = 10 rounds (زي LEACH بالظبط). النتيجة: FND من 647 لـ 1480 (+129%)، وHND +120%، وLND من 721 لـ 1558 (+116%).</w:t>
       </w:r>
     </w:p>
     <w:p>
@@ -12236,7 +12258,7 @@
           <w:szCs w:val="23"/>
           <w:rtl/>
         </w:rPr>
-        <w:t xml:space="preserve">H-LEACH: خففتي شرط الطاقة من "أكبر من 1.0 × المتوسط" لـ "أكبر من 0.8 × المتوسط". كده القاعدة اللي بتعتمد على الطاقة بقت هي اللي بتقرر فعلًا، والنتيجة FND وHND وLND زادوا من 7.8% لـ 8.6% من غير ما الـ PDR يقل (FND 2347).</w:t>
+        <w:t xml:space="preserve">H-LEACH: غيّرنا الشرط من "أكبر من المتوسط" لـ "أكبر من أو يساوي المتوسط" (عشان مايقفش)، وضفنا مجموعة G بتاعة LEACH: النود اللي بقت CH ماترجعش CH غير بعد 10 rounds. النتيجة: FND من 1384 لـ 1473، وFND وHND وLND زادوا 6.3–6.4%. (جربنا نخفف الشرط لـ 0.8 زي الأول، بس لما طاقة الـ setup بقت محسوبة طلع أسوأ).</w:t>
       </w:r>
     </w:p>
     <w:p>
@@ -12258,7 +12280,7 @@
           <w:szCs w:val="23"/>
           <w:rtl/>
         </w:rPr>
-        <w:t xml:space="preserve">EECH-HEED (للسياق بس): لما ضفنا الـ adaptive threshold sensing بتاعه، طلع أطول عمر رقمي (LND 3808). بس ده لأن النودز بتبعت أقل، مش لأن الـ clustering أحسن. فحطيناه للسياق ومش بنقارن نفسنا بيه مباشرة.</w:t>
+        <w:t xml:space="preserve">EECH-HEED (للسياق بس): في المنطقة 2 المعادلة 5 بتدي احتمال قريب من 1، فالتناوب (كل 1/P round) بيبقى كل round أو اتنين، ونفس النودز اللي على حدود المنطقة 1 بيبقوا CH على طول. التصليح: التناوب في المنطقة 2 بقى على نسبة الـ 10% بتاعة البحث نفسه، والمعادلة 5 فضلت كوزن. النتيجة: FND من 1311 لـ 1368 (+4.3%) وLND من 1545 لـ 1767 (+14.4%).</w:t>
       </w:r>
     </w:p>
     <w:p>
@@ -12348,7 +12370,7 @@
                 <w:szCs w:val="22"/>
                 <w:rtl w:val="false"/>
               </w:rPr>
-              <w:t xml:space="preserve">I corrected both literature hybrids: a true iterative doubling for SH-LEACH and a relaxed 0.8 energy gate for H-LEACH, which improved its lifetime by about 8 percent.</w:t>
+              <w:t xml:space="preserve">For SH-LEACH, the round factor in Eq. 3 never resets, so about 29 nodes become CH every round; making it periodic like LEACH more than doubled the lifetime. For H-LEACH, a greater-or-equal gate plus the LEACH G-set added about 6 percent. For EECH-HEED, rotating Zone 2 at the paper's own 10 percent target added 4 percent to FND and 14 percent to LND.</w:t>
             </w:r>
           </w:p>
         </w:tc>
@@ -12403,7 +12425,7 @@
           <w:szCs w:val="23"/>
           <w:rtl/>
         </w:rPr>
-        <w:t xml:space="preserve">ليه EECH-HEED مش المنافس المباشر مع إن LND بتاعه 3808؟</w:t>
+        <w:t xml:space="preserve">ليه قفلنا الـ sensing بتاع EECH-HEED في البيئة الموحدة؟</w:t>
       </w:r>
     </w:p>
     <w:p>
@@ -12432,7 +12454,68 @@
           <w:szCs w:val="23"/>
           <w:rtl/>
         </w:rPr>
-        <w:t xml:space="preserve">لأنه بيكسب عمر عن طريق إنه يقلل عدد الرسايل (مابيبعتش غير لما القراية تتغير). ده بيغيّر التطبيق نفسه مش الـ clustering. لو طبّقنا نفس الفكرة على أي بروتوكول تاني عمره هيزيد برضو.</w:t>
+        <w:t xml:space="preserve">لأنه بيكسب عمر عن طريق إنه يقلل عدد الرسايل (مابيبعتش غير لما القراية تتغير). ده بيغيّر التطبيق نفسه مش الـ clustering. لو طبّقنا نفس الفكرة على أي بروتوكول تاني عمره هيزيد برضو، فعشان المقارنة تبقى عادلة كل البروتوكولات بتبعت كل round.</w:t>
+      </w:r>
+    </w:p>
+    <w:p>
+      <w:pPr>
+        <w:keepNext/>
+        <w:bidi/>
+        <w:spacing w:after="40" w:before="0" w:line="310" w:lineRule="auto"/>
+        <w:jc w:val="right"/>
+      </w:pPr>
+      <w:r>
+        <w:rPr>
+          <w:rFonts w:ascii="Arial" w:cs="Arial" w:eastAsia="Arial" w:hAnsi="Arial"/>
+          <w:b/>
+          <w:bCs/>
+          <w:color w:val="8A2522"/>
+          <w:sz w:val="23"/>
+          <w:szCs w:val="23"/>
+          <w:rtl/>
+        </w:rPr>
+        <w:t xml:space="preserve">س: </w:t>
+      </w:r>
+      <w:r>
+        <w:rPr>
+          <w:rFonts w:ascii="Arial" w:cs="Arial" w:eastAsia="Arial" w:hAnsi="Arial"/>
+          <w:b/>
+          <w:bCs/>
+          <w:color w:val="323232"/>
+          <w:sz w:val="23"/>
+          <w:szCs w:val="23"/>
+          <w:rtl/>
+        </w:rPr>
+        <w:t xml:space="preserve">ليه أرقام SH-LEACH وH-LEACH نزلت عن النسخة القديمة؟</w:t>
+      </w:r>
+    </w:p>
+    <w:p>
+      <w:pPr>
+        <w:bidi/>
+        <w:spacing w:after="140" w:before="0" w:line="310" w:lineRule="auto"/>
+        <w:jc w:val="right"/>
+      </w:pPr>
+      <w:r>
+        <w:rPr>
+          <w:rFonts w:ascii="Arial" w:cs="Arial" w:eastAsia="Arial" w:hAnsi="Arial"/>
+          <w:b/>
+          <w:bCs/>
+          <w:color w:val="8A2522"/>
+          <w:sz w:val="23"/>
+          <w:szCs w:val="23"/>
+          <w:rtl/>
+        </w:rPr>
+        <w:t xml:space="preserve">ج: </w:t>
+      </w:r>
+      <w:r>
+        <w:rPr>
+          <w:rFonts w:ascii="Arial" w:cs="Arial" w:eastAsia="Arial" w:hAnsi="Arial"/>
+          <w:color w:val="323232"/>
+          <w:sz w:val="23"/>
+          <w:szCs w:val="23"/>
+          <w:rtl/>
+        </w:rPr>
+        <w:t xml:space="preserve">لأننا طابقنا الكود على الأبحاث بالظبط: SH-LEACH بقى بمعادلة 3 زي ما هي، وH-LEACH بقى المتوسط فيه على كل النودز، وكل البروتوكولات بقت بتدفع طاقة الـ setup. الأرقام الجديدة أدق وأأمن.</w:t>
       </w:r>
     </w:p>
     <w:p>
@@ -21312,7 +21395,7 @@
           <w:szCs w:val="23"/>
           <w:rtl/>
         </w:rPr>
-        <w:t xml:space="preserve">v8-Chain عنده أحسن FND في الكل (2621)، وH-LEACH+ تاني (2347).</w:t>
+        <w:t xml:space="preserve">v8-Chain عنده أحسن FND في الكل (2621)، وبعده v3 (1730). وأحسن بروتوكول من الأبحاث هو SH-LEACH+ (1480)، يعني v8-Chain أحسن منه بـ 77%.</w:t>
       </w:r>
     </w:p>
     <w:p>
@@ -21698,7 +21781,7 @@
           <w:szCs w:val="23"/>
           <w:rtl/>
         </w:rPr>
-        <w:t xml:space="preserve">LEACH (99.40%) وPEGASIS (99.42%) وHEED (99.68%) وSH-LEACH+ (99.79%) بيوصّلوا أكتر شوية من v8-Chain (99.27%)، بس أول نود فيهم بتموت قبلنا بـ 1,200 لـ 2,000 round.</w:t>
+        <w:t xml:space="preserve">LEACH (99.40%) وPEGASIS (99.42%) وHEED (99.68%) وH-LEACH+ (99.36%) بيوصّلوا أكتر شوية من v8-Chain (99.27%)، بس أول نود فيهم بتموت قبلنا بـ 1,100 لـ 2,000 round. وSH-LEACH+ (99.21%) أقل مننا.</w:t>
       </w:r>
     </w:p>
     <w:p>
@@ -21832,7 +21915,7 @@
                 <w:szCs w:val="22"/>
                 <w:rtl w:val="false"/>
               </w:rPr>
-              <w:t xml:space="preserve">LEACH, PEGASIS, HEED and improved SH-LEACH deliver up to half a point more, but their first node dies 1,200 to 2,000 rounds earlier. Among protocols whose first node lives past round 2000, v8-Chain has the highest PDR.</w:t>
+              <w:t xml:space="preserve">LEACH, PEGASIS, HEED and improved H-LEACH deliver up to half a point more, but their first node dies 1,100 to 2,000 rounds earlier. Among protocols whose first node lives past round 2000, v8-Chain has the highest PDR.</w:t>
             </w:r>
           </w:p>
         </w:tc>
